--- a/fra/docx/007.content.docx
+++ b/fra/docx/007.content.docx
@@ -19,7 +19,7 @@
         <w:rPr>
           <w:lang w:val="fr_FR" w:bidi="fr_FR"/>
         </w:rPr>
-        <w:t>Resource: Dictionnaire biblique (Tyndale)</w:t>
+        <w:t>Resource: Tyndale Open Bible Dictionary</w:t>
       </w:r>
       <w:r>
         <w:rPr>
@@ -112,7 +112,7 @@
         <w:rPr>
           <w:lang w:val="fr_FR" w:bidi="fr_FR"/>
         </w:rPr>
-        <w:t>Dictionnaire biblique (Tyndale)</w:t>
+        <w:t>Tyndale Open Bible Dictionary</w:t>
       </w:r>
     </w:p>
     <w:p>

--- a/fra/docx/007.content.docx
+++ b/fra/docx/007.content.docx
@@ -19,7 +19,7 @@
         <w:rPr>
           <w:lang w:val="fr_FR" w:bidi="fr_FR"/>
         </w:rPr>
-        <w:t>Resource: Tyndale Open Bible Dictionary</w:t>
+        <w:t>Resource: Aquifer Open Bible Dictionary</w:t>
       </w:r>
       <w:r>
         <w:rPr>
@@ -112,7 +112,7 @@
         <w:rPr>
           <w:lang w:val="fr_FR" w:bidi="fr_FR"/>
         </w:rPr>
-        <w:t>Tyndale Open Bible Dictionary</w:t>
+        <w:t>Aquifer Open Bible Dictionary</w:t>
       </w:r>
     </w:p>
     <w:p>

--- a/fra/docx/007.content.docx
+++ b/fra/docx/007.content.docx
@@ -11775,7 +11775,7 @@
         <w:rPr>
           <w:lang w:val="fr_FR" w:bidi="fr_FR"/>
         </w:rPr>
-        <w:t>Généalogie de Jésus-Christ</w:t>
+        <w:t>généalogie de Jésus-Christ</w:t>
       </w:r>
       <w:r>
         <w:rPr>
@@ -12153,7 +12153,7 @@
         <w:rPr>
           <w:lang w:val="fr_FR" w:bidi="fr_FR"/>
         </w:rPr>
-        <w:t>3. Dans le premier groupe, Matthieu mentionne trois femmes : Tamar, Rahab et Ruth. Dans le deuxième groupe, il fait allusion à Bath-Schéba. L'inclusion des femmes dans les généalogies est un procédé peu commun, et d'autant plus étrange lorsqu'on note l'arrière-plan controversé de ces quatre femmes. Tamar était impliquée dans un cas d'inceste, Rahab était une prostituée, Ruth était Moabite, et Bath-Schéba a été associée à un cas d'adultère.</w:t>
+        <w:t>3. Dans le premier groupe, Matthieu mentionne trois femmes : Tamar, Rahab et Ruth. Dans le deuxième groupe, il fait allusion à Bath-Schéba. L'inclusion des femmes dans les généalogies n'était pas fréquent du tout. La mention de ces quatre femmes est d'autant plus surprenante qu'elles sont liées à des circonstances pleines de controverse ou même honteuses dans cette culture. Les enfants de Tamar ont été conçus par une union incestueuse avec son beau-père ; Rahab avait été une prostituée ; Ruth était non seulement une étrangère, mais une Moabite ; et Bath-Schéba est devenue enceinte de David par adultère alors qu'elle était mariée à Urie.</w:t>
       </w:r>
     </w:p>
     <w:p>

--- a/fra/docx/007.content.docx
+++ b/fra/docx/007.content.docx
@@ -19943,6 +19943,111 @@
           <w:lang w:val="fr_FR" w:bidi="fr_FR"/>
         </w:rPr>
         <w:t>Mer Méditerranée</w:t>
+      </w:r>
+      <w:r>
+        <w:rPr>
+          <w:lang w:val="fr_FR" w:bidi="fr_FR"/>
+        </w:rPr>
+        <w:t>.</w:t>
+      </w:r>
+      <w:r>
+        <w:rPr>
+          <w:lang w:val="fr_FR" w:bidi="fr_FR"/>
+        </w:rPr>
+      </w:r>
+      <w:r>
+        <w:rPr>
+          <w:lang w:val="fr_FR" w:bidi="fr_FR"/>
+        </w:rPr>
+      </w:r>
+    </w:p>
+    <w:p>
+      <w:pPr/>
+      <w:r>
+        <w:rPr>
+          <w:lang w:val="fr_FR" w:bidi="fr_FR"/>
+        </w:rPr>
+      </w:r>
+    </w:p>
+    <w:p>
+      <w:pPr>
+        <w:pStyle w:val="Heading2"/>
+      </w:pPr>
+      <w:r>
+        <w:rPr>
+          <w:lang w:val="fr_FR" w:bidi="fr_FR"/>
+        </w:rPr>
+        <w:t>Grande Ourse (astronomie)</w:t>
+      </w:r>
+      <w:r>
+        <w:rPr>
+          <w:lang w:val="fr_FR" w:bidi="fr_FR"/>
+        </w:rPr>
+      </w:r>
+    </w:p>
+    <w:p>
+      <w:pPr/>
+      <w:r>
+        <w:rPr>
+          <w:lang w:val="fr_FR" w:bidi="fr_FR"/>
+        </w:rPr>
+      </w:r>
+      <w:r>
+        <w:rPr>
+          <w:lang w:val="fr_FR" w:bidi="fr_FR"/>
+        </w:rPr>
+        <w:t xml:space="preserve">Constellation d’étoiles mentionnée dans </w:t>
+      </w:r>
+      <w:r>
+        <w:rPr>
+          <w:lang w:val="fr_FR" w:bidi="fr_FR"/>
+        </w:rPr>
+        <w:t>Job 9.9</w:t>
+      </w:r>
+      <w:r>
+        <w:rPr>
+          <w:lang w:val="fr_FR" w:bidi="fr_FR"/>
+        </w:rPr>
+        <w:t xml:space="preserve"> et </w:t>
+      </w:r>
+      <w:r>
+        <w:rPr>
+          <w:lang w:val="fr_FR" w:bidi="fr_FR"/>
+        </w:rPr>
+        <w:t>38.32</w:t>
+      </w:r>
+      <w:r>
+        <w:rPr>
+          <w:lang w:val="fr_FR" w:bidi="fr_FR"/>
+        </w:rPr>
+        <w:t>.</w:t>
+      </w:r>
+    </w:p>
+    <w:p>
+      <w:pPr/>
+      <w:r>
+        <w:rPr>
+          <w:lang w:val="fr_FR" w:bidi="fr_FR"/>
+        </w:rPr>
+      </w:r>
+      <w:r>
+        <w:rPr>
+          <w:i/>
+          <w:lang w:val="fr_FR" w:bidi="fr_FR"/>
+        </w:rPr>
+        <w:t>Voir</w:t>
+      </w:r>
+      <w:r>
+        <w:rPr>
+          <w:lang w:val="fr_FR" w:bidi="fr_FR"/>
+        </w:rPr>
+        <w:t xml:space="preserve"> </w:t>
+      </w:r>
+      <w:r>
+        <w:rPr>
+          <w:lang w:val="fr_FR" w:bidi="fr_FR"/>
+        </w:rPr>
+        <w:t>astronomie</w:t>
       </w:r>
       <w:r>
         <w:rPr>
